--- a/src/assets/NPasternakResume.docx
+++ b/src/assets/NPasternakResume.docx
@@ -168,10 +168,6 @@
     </w:p>
     <w:p>
       <w:pPr>
-        <w:keepNext w:val="0"/>
-        <w:keepLines w:val="0"/>
-        <w:pageBreakBefore w:val="0"/>
-        <w:widowControl w:val="1"/>
         <w:pBdr>
           <w:top w:space="0" w:sz="0" w:val="nil"/>
           <w:left w:space="0" w:sz="0" w:val="nil"/>
@@ -179,38 +175,20 @@
           <w:right w:space="0" w:sz="0" w:val="nil"/>
           <w:between w:space="0" w:sz="0" w:val="nil"/>
         </w:pBdr>
-        <w:shd w:fill="auto" w:val="clear"/>
-        <w:spacing w:after="0" w:before="0" w:line="240" w:lineRule="auto"/>
-        <w:ind w:left="0" w:right="0" w:firstLine="0"/>
-        <w:jc w:val="left"/>
-        <w:rPr>
-          <w:rFonts w:ascii="Times New Roman" w:cs="Times New Roman" w:eastAsia="Times New Roman" w:hAnsi="Times New Roman"/>
-          <w:b w:val="0"/>
-          <w:bCs w:val="0"/>
-          <w:i w:val="0"/>
-          <w:iCs w:val="0"/>
-          <w:smallCaps w:val="0"/>
-          <w:strike w:val="0"/>
+        <w:rPr>
           <w:color w:val="000000"/>
           <w:sz w:val="10"/>
           <w:szCs w:val="10"/>
-          <w:u w:val="none"/>
-          <w:shd w:fill="auto" w:val="clear"/>
-          <w:vertAlign w:val="baseline"/>
-        </w:rPr>
-      </w:pPr>
-      <w:r>
-        <w:rPr>
-          <w:rtl w:val="0"/>
-        </w:rPr>
-      </w:r>
-    </w:p>
-    <w:p>
-      <w:pPr>
-        <w:keepNext w:val="0"/>
-        <w:keepLines w:val="0"/>
-        <w:pageBreakBefore w:val="0"/>
-        <w:widowControl w:val="1"/>
+        </w:rPr>
+      </w:pPr>
+      <w:r>
+        <w:rPr>
+          <w:rtl w:val="0"/>
+        </w:rPr>
+      </w:r>
+    </w:p>
+    <w:p>
+      <w:pPr>
         <w:numPr>
           <w:ilvl w:val="0"/>
           <w:numId w:val="1"/>
@@ -222,24 +200,10 @@
           <w:right w:space="0" w:sz="0" w:val="nil"/>
           <w:between w:space="0" w:sz="0" w:val="nil"/>
         </w:pBdr>
-        <w:shd w:fill="auto" w:val="clear"/>
-        <w:spacing w:after="0" w:before="0" w:line="240" w:lineRule="auto"/>
-        <w:ind w:left="450" w:right="0" w:hanging="180"/>
-        <w:jc w:val="left"/>
-        <w:rPr>
-          <w:rFonts w:ascii="Times New Roman" w:cs="Times New Roman" w:eastAsia="Times New Roman" w:hAnsi="Times New Roman"/>
-          <w:b w:val="0"/>
-          <w:bCs w:val="0"/>
-          <w:i w:val="0"/>
-          <w:iCs w:val="0"/>
-          <w:smallCaps w:val="0"/>
-          <w:strike w:val="0"/>
-          <w:color w:val="000000"/>
-          <w:sz w:val="20"/>
-          <w:szCs w:val="20"/>
-          <w:u w:val="none"/>
-          <w:shd w:fill="auto" w:val="clear"/>
-          <w:vertAlign w:val="baseline"/>
+        <w:ind w:left="450" w:hanging="180"/>
+        <w:rPr>
+          <w:sz w:val="20"/>
+          <w:szCs w:val="20"/>
         </w:rPr>
       </w:pPr>
       <w:r>
@@ -250,13 +214,14 @@
         </w:rPr>
         <w:t xml:space="preserve">Developed and scaled an AI-powered video annotation platform, increasing annotation throughput 10× (10K to 100K frames/day)</w:t>
       </w:r>
-    </w:p>
-    <w:p>
-      <w:pPr>
-        <w:keepNext w:val="0"/>
-        <w:keepLines w:val="0"/>
-        <w:pageBreakBefore w:val="0"/>
-        <w:widowControl w:val="1"/>
+      <w:r>
+        <w:rPr>
+          <w:rtl w:val="0"/>
+        </w:rPr>
+      </w:r>
+    </w:p>
+    <w:p>
+      <w:pPr>
         <w:numPr>
           <w:ilvl w:val="0"/>
           <w:numId w:val="1"/>
@@ -268,14 +233,10 @@
           <w:right w:space="0" w:sz="0" w:val="nil"/>
           <w:between w:space="0" w:sz="0" w:val="nil"/>
         </w:pBdr>
-        <w:shd w:fill="auto" w:val="clear"/>
-        <w:spacing w:after="0" w:before="0" w:line="240" w:lineRule="auto"/>
-        <w:ind w:left="450" w:right="0" w:hanging="180"/>
-        <w:jc w:val="left"/>
-        <w:rPr>
-          <w:sz w:val="20"/>
-          <w:szCs w:val="20"/>
-          <w:u w:val="none"/>
+        <w:ind w:left="450" w:hanging="180"/>
+        <w:rPr>
+          <w:sz w:val="20"/>
+          <w:szCs w:val="20"/>
         </w:rPr>
       </w:pPr>
       <w:r>
@@ -289,10 +250,6 @@
     </w:p>
     <w:p>
       <w:pPr>
-        <w:keepNext w:val="0"/>
-        <w:keepLines w:val="0"/>
-        <w:pageBreakBefore w:val="0"/>
-        <w:widowControl w:val="1"/>
         <w:numPr>
           <w:ilvl w:val="0"/>
           <w:numId w:val="1"/>
@@ -304,14 +261,10 @@
           <w:right w:space="0" w:sz="0" w:val="nil"/>
           <w:between w:space="0" w:sz="0" w:val="nil"/>
         </w:pBdr>
-        <w:shd w:fill="auto" w:val="clear"/>
-        <w:spacing w:after="0" w:before="0" w:line="240" w:lineRule="auto"/>
-        <w:ind w:left="450" w:right="0" w:hanging="180"/>
-        <w:jc w:val="left"/>
-        <w:rPr>
-          <w:sz w:val="20"/>
-          <w:szCs w:val="20"/>
-          <w:u w:val="none"/>
+        <w:ind w:left="450" w:hanging="180"/>
+        <w:rPr>
+          <w:sz w:val="20"/>
+          <w:szCs w:val="20"/>
         </w:rPr>
       </w:pPr>
       <w:r>
@@ -322,18 +275,9 @@
         </w:rPr>
         <w:t xml:space="preserve">Integrated custom and open-source computer vision models (object detection, attribute classification, multimodal embeddings), implementing pre- and post-processing pipelines for scalable inference</w:t>
       </w:r>
-      <w:r>
-        <w:rPr>
-          <w:rtl w:val="0"/>
-        </w:rPr>
-      </w:r>
-    </w:p>
-    <w:p>
-      <w:pPr>
-        <w:keepNext w:val="0"/>
-        <w:keepLines w:val="0"/>
-        <w:pageBreakBefore w:val="0"/>
-        <w:widowControl w:val="1"/>
+    </w:p>
+    <w:p>
+      <w:pPr>
         <w:numPr>
           <w:ilvl w:val="0"/>
           <w:numId w:val="1"/>
@@ -345,14 +289,10 @@
           <w:right w:space="0" w:sz="0" w:val="nil"/>
           <w:between w:space="0" w:sz="0" w:val="nil"/>
         </w:pBdr>
-        <w:shd w:fill="auto" w:val="clear"/>
-        <w:spacing w:after="0" w:before="0" w:line="240" w:lineRule="auto"/>
-        <w:ind w:left="450" w:right="0" w:hanging="180"/>
-        <w:jc w:val="left"/>
-        <w:rPr>
-          <w:sz w:val="20"/>
-          <w:szCs w:val="20"/>
-          <w:u w:val="none"/>
+        <w:ind w:left="450" w:hanging="180"/>
+        <w:rPr>
+          <w:sz w:val="20"/>
+          <w:szCs w:val="20"/>
         </w:rPr>
       </w:pPr>
       <w:r>
@@ -366,10 +306,6 @@
     </w:p>
     <w:p>
       <w:pPr>
-        <w:keepNext w:val="0"/>
-        <w:keepLines w:val="0"/>
-        <w:pageBreakBefore w:val="0"/>
-        <w:widowControl w:val="1"/>
         <w:numPr>
           <w:ilvl w:val="0"/>
           <w:numId w:val="1"/>
@@ -381,14 +317,10 @@
           <w:right w:space="0" w:sz="0" w:val="nil"/>
           <w:between w:space="0" w:sz="0" w:val="nil"/>
         </w:pBdr>
-        <w:shd w:fill="auto" w:val="clear"/>
-        <w:spacing w:after="0" w:before="0" w:line="240" w:lineRule="auto"/>
-        <w:ind w:left="450" w:right="0" w:hanging="180"/>
-        <w:jc w:val="left"/>
-        <w:rPr>
-          <w:sz w:val="20"/>
-          <w:szCs w:val="20"/>
-          <w:u w:val="none"/>
+        <w:ind w:left="450" w:hanging="180"/>
+        <w:rPr>
+          <w:sz w:val="20"/>
+          <w:szCs w:val="20"/>
         </w:rPr>
       </w:pPr>
       <w:r>
@@ -402,10 +334,6 @@
     </w:p>
     <w:p>
       <w:pPr>
-        <w:keepNext w:val="0"/>
-        <w:keepLines w:val="0"/>
-        <w:pageBreakBefore w:val="0"/>
-        <w:widowControl w:val="1"/>
         <w:numPr>
           <w:ilvl w:val="0"/>
           <w:numId w:val="1"/>
@@ -417,14 +345,10 @@
           <w:right w:space="0" w:sz="0" w:val="nil"/>
           <w:between w:space="0" w:sz="0" w:val="nil"/>
         </w:pBdr>
-        <w:shd w:fill="auto" w:val="clear"/>
-        <w:spacing w:after="0" w:before="0" w:line="240" w:lineRule="auto"/>
-        <w:ind w:left="450" w:right="0" w:hanging="180"/>
-        <w:jc w:val="left"/>
-        <w:rPr>
-          <w:sz w:val="20"/>
-          <w:szCs w:val="20"/>
-          <w:u w:val="none"/>
+        <w:ind w:left="450" w:hanging="180"/>
+        <w:rPr>
+          <w:sz w:val="20"/>
+          <w:szCs w:val="20"/>
         </w:rPr>
       </w:pPr>
       <w:r>
@@ -438,10 +362,6 @@
     </w:p>
     <w:p>
       <w:pPr>
-        <w:keepNext w:val="0"/>
-        <w:keepLines w:val="0"/>
-        <w:pageBreakBefore w:val="0"/>
-        <w:widowControl w:val="1"/>
         <w:numPr>
           <w:ilvl w:val="0"/>
           <w:numId w:val="1"/>
@@ -453,31 +373,23 @@
           <w:right w:space="0" w:sz="0" w:val="nil"/>
           <w:between w:space="0" w:sz="0" w:val="nil"/>
         </w:pBdr>
-        <w:shd w:fill="auto" w:val="clear"/>
-        <w:spacing w:after="0" w:before="0" w:line="240" w:lineRule="auto"/>
-        <w:ind w:left="450" w:right="0" w:hanging="180"/>
-        <w:jc w:val="left"/>
-        <w:rPr>
-          <w:sz w:val="20"/>
-          <w:szCs w:val="20"/>
-          <w:u w:val="none"/>
-        </w:rPr>
-      </w:pPr>
-      <w:r>
-        <w:rPr>
-          <w:sz w:val="20"/>
-          <w:szCs w:val="20"/>
-          <w:rtl w:val="0"/>
-        </w:rPr>
-        <w:t xml:space="preserve">Evaluated Qwen-VL models via vLLM, developing custom inference pipelines to determine the optimal architecture for a video summarization feature</w:t>
-      </w:r>
-    </w:p>
-    <w:p>
-      <w:pPr>
-        <w:keepNext w:val="0"/>
-        <w:keepLines w:val="0"/>
-        <w:pageBreakBefore w:val="0"/>
-        <w:widowControl w:val="1"/>
+        <w:ind w:left="450" w:hanging="180"/>
+        <w:rPr>
+          <w:sz w:val="20"/>
+          <w:szCs w:val="20"/>
+        </w:rPr>
+      </w:pPr>
+      <w:r>
+        <w:rPr>
+          <w:sz w:val="20"/>
+          <w:szCs w:val="20"/>
+          <w:rtl w:val="0"/>
+        </w:rPr>
+        <w:t xml:space="preserve">Evaluated and optimized VLMs for video summarization by building containerized pipelines for inference, prompt iteration, and LLM-based quality scoring against VLMs served with vLLM</w:t>
+      </w:r>
+    </w:p>
+    <w:p>
+      <w:pPr>
         <w:pBdr>
           <w:top w:space="0" w:sz="0" w:val="nil"/>
           <w:left w:space="0" w:sz="0" w:val="nil"/>
@@ -485,24 +397,10 @@
           <w:right w:space="0" w:sz="0" w:val="nil"/>
           <w:between w:space="0" w:sz="0" w:val="nil"/>
         </w:pBdr>
-        <w:shd w:fill="auto" w:val="clear"/>
-        <w:spacing w:after="0" w:before="0" w:line="240" w:lineRule="auto"/>
-        <w:ind w:left="0" w:right="0" w:firstLine="0"/>
-        <w:jc w:val="left"/>
-        <w:rPr>
-          <w:rFonts w:ascii="Times New Roman" w:cs="Times New Roman" w:eastAsia="Times New Roman" w:hAnsi="Times New Roman"/>
-          <w:b w:val="0"/>
-          <w:bCs w:val="0"/>
-          <w:i w:val="0"/>
-          <w:iCs w:val="0"/>
-          <w:smallCaps w:val="0"/>
-          <w:strike w:val="0"/>
+        <w:rPr>
           <w:color w:val="000000"/>
           <w:sz w:val="16"/>
           <w:szCs w:val="16"/>
-          <w:u w:val="none"/>
-          <w:shd w:fill="auto" w:val="clear"/>
-          <w:vertAlign w:val="baseline"/>
         </w:rPr>
       </w:pPr>
       <w:r>
@@ -593,10 +491,6 @@
     </w:p>
     <w:p>
       <w:pPr>
-        <w:keepNext w:val="0"/>
-        <w:keepLines w:val="0"/>
-        <w:pageBreakBefore w:val="0"/>
-        <w:widowControl w:val="1"/>
         <w:numPr>
           <w:ilvl w:val="0"/>
           <w:numId w:val="1"/>
@@ -608,24 +502,10 @@
           <w:right w:space="0" w:sz="0" w:val="nil"/>
           <w:between w:space="0" w:sz="0" w:val="nil"/>
         </w:pBdr>
-        <w:shd w:fill="auto" w:val="clear"/>
-        <w:spacing w:after="0" w:before="0" w:line="240" w:lineRule="auto"/>
-        <w:ind w:left="450" w:right="0" w:hanging="180"/>
-        <w:jc w:val="left"/>
-        <w:rPr>
-          <w:rFonts w:ascii="Times New Roman" w:cs="Times New Roman" w:eastAsia="Times New Roman" w:hAnsi="Times New Roman"/>
-          <w:b w:val="0"/>
-          <w:bCs w:val="0"/>
-          <w:i w:val="0"/>
-          <w:iCs w:val="0"/>
-          <w:smallCaps w:val="0"/>
-          <w:strike w:val="0"/>
-          <w:color w:val="000000"/>
-          <w:sz w:val="20"/>
-          <w:szCs w:val="20"/>
-          <w:u w:val="none"/>
-          <w:shd w:fill="auto" w:val="clear"/>
-          <w:vertAlign w:val="baseline"/>
+        <w:ind w:left="450" w:hanging="180"/>
+        <w:rPr>
+          <w:sz w:val="20"/>
+          <w:szCs w:val="20"/>
         </w:rPr>
       </w:pPr>
       <w:r>
@@ -644,10 +524,6 @@
     </w:p>
     <w:p>
       <w:pPr>
-        <w:keepNext w:val="0"/>
-        <w:keepLines w:val="0"/>
-        <w:pageBreakBefore w:val="0"/>
-        <w:widowControl w:val="1"/>
         <w:numPr>
           <w:ilvl w:val="0"/>
           <w:numId w:val="1"/>
@@ -659,76 +535,42 @@
           <w:right w:space="0" w:sz="0" w:val="nil"/>
           <w:between w:space="0" w:sz="0" w:val="nil"/>
         </w:pBdr>
-        <w:shd w:fill="auto" w:val="clear"/>
-        <w:spacing w:after="0" w:before="0" w:line="240" w:lineRule="auto"/>
-        <w:ind w:left="450" w:right="0" w:hanging="180"/>
-        <w:jc w:val="left"/>
-        <w:rPr>
-          <w:rFonts w:ascii="Times New Roman" w:cs="Times New Roman" w:eastAsia="Times New Roman" w:hAnsi="Times New Roman"/>
-          <w:b w:val="0"/>
-          <w:bCs w:val="0"/>
-          <w:i w:val="0"/>
-          <w:iCs w:val="0"/>
-          <w:smallCaps w:val="0"/>
-          <w:strike w:val="0"/>
+        <w:ind w:left="450" w:hanging="180"/>
+        <w:rPr>
+          <w:sz w:val="20"/>
+          <w:szCs w:val="20"/>
+        </w:rPr>
+      </w:pPr>
+      <w:r>
+        <w:rPr>
+          <w:sz w:val="20"/>
+          <w:szCs w:val="20"/>
+          <w:rtl w:val="0"/>
+        </w:rPr>
+        <w:t xml:space="preserve">I</w:t>
+      </w:r>
+      <w:r>
+        <w:rPr>
           <w:color w:val="000000"/>
           <w:sz w:val="20"/>
           <w:szCs w:val="20"/>
-          <w:u w:val="none"/>
-          <w:shd w:fill="auto" w:val="clear"/>
-          <w:vertAlign w:val="baseline"/>
-        </w:rPr>
-      </w:pPr>
-      <w:r>
-        <w:rPr>
-          <w:sz w:val="20"/>
-          <w:szCs w:val="20"/>
-          <w:rtl w:val="0"/>
-        </w:rPr>
-        <w:t xml:space="preserve">I</w:t>
-      </w:r>
-      <w:r>
-        <w:rPr>
-          <w:rFonts w:ascii="Times New Roman" w:cs="Times New Roman" w:eastAsia="Times New Roman" w:hAnsi="Times New Roman"/>
-          <w:b w:val="0"/>
-          <w:bCs w:val="0"/>
-          <w:i w:val="0"/>
-          <w:iCs w:val="0"/>
-          <w:smallCaps w:val="0"/>
-          <w:strike w:val="0"/>
+          <w:rtl w:val="0"/>
+        </w:rPr>
+        <w:t xml:space="preserve">mplemented ETL pipelines from MongoDB </w:t>
+      </w:r>
+      <w:r>
+        <w:rPr>
+          <w:sz w:val="20"/>
+          <w:szCs w:val="20"/>
+          <w:rtl w:val="0"/>
+        </w:rPr>
+        <w:t xml:space="preserve">to</w:t>
+      </w:r>
+      <w:r>
+        <w:rPr>
           <w:color w:val="000000"/>
           <w:sz w:val="20"/>
           <w:szCs w:val="20"/>
-          <w:u w:val="none"/>
-          <w:shd w:fill="auto" w:val="clear"/>
-          <w:vertAlign w:val="baseline"/>
-          <w:rtl w:val="0"/>
-        </w:rPr>
-        <w:t xml:space="preserve">mplemented ETL pipelines from MongoDB </w:t>
-      </w:r>
-      <w:r>
-        <w:rPr>
-          <w:sz w:val="20"/>
-          <w:szCs w:val="20"/>
-          <w:rtl w:val="0"/>
-        </w:rPr>
-        <w:t xml:space="preserve">to</w:t>
-      </w:r>
-      <w:r>
-        <w:rPr>
-          <w:rFonts w:ascii="Times New Roman" w:cs="Times New Roman" w:eastAsia="Times New Roman" w:hAnsi="Times New Roman"/>
-          <w:b w:val="0"/>
-          <w:bCs w:val="0"/>
-          <w:i w:val="0"/>
-          <w:iCs w:val="0"/>
-          <w:smallCaps w:val="0"/>
-          <w:strike w:val="0"/>
-          <w:color w:val="000000"/>
-          <w:sz w:val="20"/>
-          <w:szCs w:val="20"/>
-          <w:u w:val="none"/>
-          <w:shd w:fill="auto" w:val="clear"/>
-          <w:vertAlign w:val="baseline"/>
           <w:rtl w:val="0"/>
         </w:rPr>
         <w:t xml:space="preserve"> Apache Parquet</w:t>
@@ -749,10 +591,6 @@
     </w:p>
     <w:p>
       <w:pPr>
-        <w:keepNext w:val="0"/>
-        <w:keepLines w:val="0"/>
-        <w:pageBreakBefore w:val="0"/>
-        <w:widowControl w:val="1"/>
         <w:numPr>
           <w:ilvl w:val="0"/>
           <w:numId w:val="1"/>
@@ -764,24 +602,10 @@
           <w:right w:space="0" w:sz="0" w:val="nil"/>
           <w:between w:space="0" w:sz="0" w:val="nil"/>
         </w:pBdr>
-        <w:shd w:fill="auto" w:val="clear"/>
-        <w:spacing w:after="0" w:before="0" w:line="240" w:lineRule="auto"/>
-        <w:ind w:left="450" w:right="0" w:hanging="180"/>
-        <w:jc w:val="left"/>
-        <w:rPr>
-          <w:rFonts w:ascii="Times New Roman" w:cs="Times New Roman" w:eastAsia="Times New Roman" w:hAnsi="Times New Roman"/>
-          <w:b w:val="0"/>
-          <w:bCs w:val="0"/>
-          <w:i w:val="0"/>
-          <w:iCs w:val="0"/>
-          <w:smallCaps w:val="0"/>
-          <w:strike w:val="0"/>
-          <w:color w:val="000000"/>
-          <w:sz w:val="20"/>
-          <w:szCs w:val="20"/>
-          <w:u w:val="none"/>
-          <w:shd w:fill="auto" w:val="clear"/>
-          <w:vertAlign w:val="baseline"/>
+        <w:ind w:left="450" w:hanging="180"/>
+        <w:rPr>
+          <w:sz w:val="20"/>
+          <w:szCs w:val="20"/>
         </w:rPr>
       </w:pPr>
       <w:r>
@@ -878,10 +702,6 @@
     </w:p>
     <w:p>
       <w:pPr>
-        <w:keepNext w:val="0"/>
-        <w:keepLines w:val="0"/>
-        <w:pageBreakBefore w:val="0"/>
-        <w:widowControl w:val="1"/>
         <w:pBdr>
           <w:top w:space="0" w:sz="0" w:val="nil"/>
           <w:left w:space="0" w:sz="0" w:val="nil"/>
@@ -889,38 +709,20 @@
           <w:right w:space="0" w:sz="0" w:val="nil"/>
           <w:between w:space="0" w:sz="0" w:val="nil"/>
         </w:pBdr>
-        <w:shd w:fill="auto" w:val="clear"/>
-        <w:spacing w:after="0" w:before="0" w:line="240" w:lineRule="auto"/>
-        <w:ind w:left="0" w:right="0" w:firstLine="0"/>
-        <w:jc w:val="left"/>
-        <w:rPr>
-          <w:rFonts w:ascii="Times New Roman" w:cs="Times New Roman" w:eastAsia="Times New Roman" w:hAnsi="Times New Roman"/>
-          <w:b w:val="0"/>
-          <w:bCs w:val="0"/>
-          <w:i w:val="0"/>
-          <w:iCs w:val="0"/>
-          <w:smallCaps w:val="0"/>
-          <w:strike w:val="0"/>
+        <w:rPr>
           <w:color w:val="000000"/>
           <w:sz w:val="10"/>
           <w:szCs w:val="10"/>
-          <w:u w:val="none"/>
-          <w:shd w:fill="auto" w:val="clear"/>
-          <w:vertAlign w:val="baseline"/>
-        </w:rPr>
-      </w:pPr>
-      <w:r>
-        <w:rPr>
-          <w:rtl w:val="0"/>
-        </w:rPr>
-      </w:r>
-    </w:p>
-    <w:p>
-      <w:pPr>
-        <w:keepNext w:val="0"/>
-        <w:keepLines w:val="0"/>
-        <w:pageBreakBefore w:val="0"/>
-        <w:widowControl w:val="1"/>
+        </w:rPr>
+      </w:pPr>
+      <w:r>
+        <w:rPr>
+          <w:rtl w:val="0"/>
+        </w:rPr>
+      </w:r>
+    </w:p>
+    <w:p>
+      <w:pPr>
         <w:numPr>
           <w:ilvl w:val="0"/>
           <w:numId w:val="1"/>
@@ -932,14 +734,10 @@
           <w:right w:space="0" w:sz="0" w:val="nil"/>
           <w:between w:space="0" w:sz="0" w:val="nil"/>
         </w:pBdr>
-        <w:shd w:fill="auto" w:val="clear"/>
-        <w:spacing w:after="0" w:before="0" w:line="240" w:lineRule="auto"/>
-        <w:ind w:left="450" w:right="0" w:hanging="180"/>
-        <w:jc w:val="left"/>
-        <w:rPr>
-          <w:sz w:val="20"/>
-          <w:szCs w:val="20"/>
-          <w:u w:val="none"/>
+        <w:ind w:left="450" w:hanging="180"/>
+        <w:rPr>
+          <w:sz w:val="20"/>
+          <w:szCs w:val="20"/>
         </w:rPr>
       </w:pPr>
       <w:r>
@@ -950,18 +748,9 @@
         </w:rPr>
         <w:t xml:space="preserve">Improved FEMA’s estimation of historical fire occurrences by streamlining data wrangling workflows and implementing an enhanced LASSO regression model</w:t>
       </w:r>
-      <w:r>
-        <w:rPr>
-          <w:rtl w:val="0"/>
-        </w:rPr>
-      </w:r>
-    </w:p>
-    <w:p>
-      <w:pPr>
-        <w:keepNext w:val="0"/>
-        <w:keepLines w:val="0"/>
-        <w:pageBreakBefore w:val="0"/>
-        <w:widowControl w:val="1"/>
+    </w:p>
+    <w:p>
+      <w:pPr>
         <w:numPr>
           <w:ilvl w:val="0"/>
           <w:numId w:val="1"/>
@@ -973,14 +762,10 @@
           <w:right w:space="0" w:sz="0" w:val="nil"/>
           <w:between w:space="0" w:sz="0" w:val="nil"/>
         </w:pBdr>
-        <w:shd w:fill="auto" w:val="clear"/>
-        <w:spacing w:after="0" w:before="0" w:line="240" w:lineRule="auto"/>
-        <w:ind w:left="450" w:right="0" w:hanging="180"/>
-        <w:jc w:val="left"/>
-        <w:rPr>
-          <w:sz w:val="20"/>
-          <w:szCs w:val="20"/>
-          <w:u w:val="none"/>
+        <w:ind w:left="450" w:hanging="180"/>
+        <w:rPr>
+          <w:sz w:val="20"/>
+          <w:szCs w:val="20"/>
         </w:rPr>
       </w:pPr>
       <w:r>
@@ -990,11 +775,6 @@
           <w:rtl w:val="0"/>
         </w:rPr>
         <w:t xml:space="preserve">Developed R scripts to automate data cleaning, feature engineering, and model inference</w:t>
-      </w:r>
-      <w:r>
-        <w:rPr>
-          <w:rtl w:val="0"/>
-        </w:rPr>
       </w:r>
     </w:p>
     <w:p>
@@ -1237,10 +1017,6 @@
     </w:p>
     <w:p>
       <w:pPr>
-        <w:keepNext w:val="0"/>
-        <w:keepLines w:val="0"/>
-        <w:pageBreakBefore w:val="0"/>
-        <w:widowControl w:val="1"/>
         <w:numPr>
           <w:ilvl w:val="0"/>
           <w:numId w:val="1"/>
@@ -1252,24 +1028,10 @@
           <w:right w:space="0" w:sz="0" w:val="nil"/>
           <w:between w:space="0" w:sz="0" w:val="nil"/>
         </w:pBdr>
-        <w:shd w:fill="auto" w:val="clear"/>
-        <w:spacing w:after="0" w:before="0" w:line="240" w:lineRule="auto"/>
-        <w:ind w:left="450" w:right="0" w:hanging="180"/>
-        <w:jc w:val="left"/>
-        <w:rPr>
-          <w:rFonts w:ascii="Times New Roman" w:cs="Times New Roman" w:eastAsia="Times New Roman" w:hAnsi="Times New Roman"/>
-          <w:b w:val="0"/>
-          <w:bCs w:val="0"/>
-          <w:i w:val="0"/>
-          <w:iCs w:val="0"/>
-          <w:smallCaps w:val="0"/>
-          <w:strike w:val="0"/>
-          <w:color w:val="000000"/>
-          <w:sz w:val="20"/>
-          <w:szCs w:val="20"/>
-          <w:u w:val="none"/>
-          <w:shd w:fill="auto" w:val="clear"/>
-          <w:vertAlign w:val="baseline"/>
+        <w:ind w:left="450" w:hanging="180"/>
+        <w:rPr>
+          <w:sz w:val="20"/>
+          <w:szCs w:val="20"/>
         </w:rPr>
       </w:pPr>
       <w:r>
@@ -1288,10 +1050,6 @@
     </w:p>
     <w:p>
       <w:pPr>
-        <w:keepNext w:val="0"/>
-        <w:keepLines w:val="0"/>
-        <w:pageBreakBefore w:val="0"/>
-        <w:widowControl w:val="1"/>
         <w:numPr>
           <w:ilvl w:val="0"/>
           <w:numId w:val="1"/>
@@ -1303,76 +1061,42 @@
           <w:right w:space="0" w:sz="0" w:val="nil"/>
           <w:between w:space="0" w:sz="0" w:val="nil"/>
         </w:pBdr>
-        <w:shd w:fill="auto" w:val="clear"/>
-        <w:spacing w:after="0" w:before="0" w:line="240" w:lineRule="auto"/>
-        <w:ind w:left="450" w:right="0" w:hanging="180"/>
-        <w:jc w:val="left"/>
-        <w:rPr>
-          <w:rFonts w:ascii="Times New Roman" w:cs="Times New Roman" w:eastAsia="Times New Roman" w:hAnsi="Times New Roman"/>
-          <w:b w:val="0"/>
-          <w:bCs w:val="0"/>
-          <w:i w:val="0"/>
-          <w:iCs w:val="0"/>
-          <w:smallCaps w:val="0"/>
-          <w:strike w:val="0"/>
+        <w:ind w:left="450" w:hanging="180"/>
+        <w:rPr>
+          <w:sz w:val="20"/>
+          <w:szCs w:val="20"/>
+        </w:rPr>
+      </w:pPr>
+      <w:r>
+        <w:rPr>
+          <w:sz w:val="20"/>
+          <w:szCs w:val="20"/>
+          <w:rtl w:val="0"/>
+        </w:rPr>
+        <w:t xml:space="preserve">Implemented a </w:t>
+      </w:r>
+      <w:r>
+        <w:rPr>
           <w:color w:val="000000"/>
           <w:sz w:val="20"/>
           <w:szCs w:val="20"/>
-          <w:u w:val="none"/>
-          <w:shd w:fill="auto" w:val="clear"/>
-          <w:vertAlign w:val="baseline"/>
-        </w:rPr>
-      </w:pPr>
-      <w:r>
-        <w:rPr>
-          <w:sz w:val="20"/>
-          <w:szCs w:val="20"/>
-          <w:rtl w:val="0"/>
-        </w:rPr>
-        <w:t xml:space="preserve">Implemented a </w:t>
-      </w:r>
-      <w:r>
-        <w:rPr>
-          <w:rFonts w:ascii="Times New Roman" w:cs="Times New Roman" w:eastAsia="Times New Roman" w:hAnsi="Times New Roman"/>
-          <w:b w:val="0"/>
-          <w:bCs w:val="0"/>
-          <w:i w:val="0"/>
-          <w:iCs w:val="0"/>
-          <w:smallCaps w:val="0"/>
-          <w:strike w:val="0"/>
+          <w:rtl w:val="0"/>
+        </w:rPr>
+        <w:t xml:space="preserve">lineup optimizer</w:t>
+      </w:r>
+      <w:r>
+        <w:rPr>
+          <w:sz w:val="20"/>
+          <w:szCs w:val="20"/>
+          <w:rtl w:val="0"/>
+        </w:rPr>
+        <w:t xml:space="preserve"> </w:t>
+      </w:r>
+      <w:r>
+        <w:rPr>
           <w:color w:val="000000"/>
           <w:sz w:val="20"/>
           <w:szCs w:val="20"/>
-          <w:u w:val="none"/>
-          <w:shd w:fill="auto" w:val="clear"/>
-          <w:vertAlign w:val="baseline"/>
-          <w:rtl w:val="0"/>
-        </w:rPr>
-        <w:t xml:space="preserve">lineup optimizer</w:t>
-      </w:r>
-      <w:r>
-        <w:rPr>
-          <w:sz w:val="20"/>
-          <w:szCs w:val="20"/>
-          <w:rtl w:val="0"/>
-        </w:rPr>
-        <w:t xml:space="preserve"> </w:t>
-      </w:r>
-      <w:r>
-        <w:rPr>
-          <w:rFonts w:ascii="Times New Roman" w:cs="Times New Roman" w:eastAsia="Times New Roman" w:hAnsi="Times New Roman"/>
-          <w:b w:val="0"/>
-          <w:bCs w:val="0"/>
-          <w:i w:val="0"/>
-          <w:iCs w:val="0"/>
-          <w:smallCaps w:val="0"/>
-          <w:strike w:val="0"/>
-          <w:color w:val="000000"/>
-          <w:sz w:val="20"/>
-          <w:szCs w:val="20"/>
-          <w:u w:val="none"/>
-          <w:shd w:fill="auto" w:val="clear"/>
-          <w:vertAlign w:val="baseline"/>
           <w:rtl w:val="0"/>
         </w:rPr>
         <w:t xml:space="preserve">to maximize projected fantasy points </w:t>
@@ -1460,10 +1184,6 @@
     </w:p>
     <w:p>
       <w:pPr>
-        <w:keepNext w:val="0"/>
-        <w:keepLines w:val="0"/>
-        <w:pageBreakBefore w:val="0"/>
-        <w:widowControl w:val="1"/>
         <w:numPr>
           <w:ilvl w:val="0"/>
           <w:numId w:val="1"/>
@@ -1475,122 +1195,68 @@
           <w:right w:space="0" w:sz="0" w:val="nil"/>
           <w:between w:space="0" w:sz="0" w:val="nil"/>
         </w:pBdr>
-        <w:shd w:fill="auto" w:val="clear"/>
-        <w:spacing w:after="0" w:before="0" w:line="240" w:lineRule="auto"/>
-        <w:ind w:left="450" w:right="0" w:hanging="180"/>
-        <w:jc w:val="left"/>
-        <w:rPr>
-          <w:rFonts w:ascii="Times New Roman" w:cs="Times New Roman" w:eastAsia="Times New Roman" w:hAnsi="Times New Roman"/>
-          <w:b w:val="0"/>
-          <w:bCs w:val="0"/>
-          <w:i w:val="0"/>
-          <w:iCs w:val="0"/>
-          <w:smallCaps w:val="0"/>
-          <w:strike w:val="0"/>
+        <w:ind w:left="450" w:hanging="180"/>
+        <w:rPr>
+          <w:sz w:val="20"/>
+          <w:szCs w:val="20"/>
+        </w:rPr>
+      </w:pPr>
+      <w:r>
+        <w:rPr>
           <w:color w:val="000000"/>
           <w:sz w:val="20"/>
           <w:szCs w:val="20"/>
-          <w:u w:val="none"/>
-          <w:shd w:fill="auto" w:val="clear"/>
-          <w:vertAlign w:val="baseline"/>
-        </w:rPr>
-      </w:pPr>
-      <w:r>
-        <w:rPr>
-          <w:rFonts w:ascii="Times New Roman" w:cs="Times New Roman" w:eastAsia="Times New Roman" w:hAnsi="Times New Roman"/>
-          <w:b w:val="0"/>
-          <w:bCs w:val="0"/>
-          <w:i w:val="0"/>
-          <w:iCs w:val="0"/>
-          <w:smallCaps w:val="0"/>
-          <w:strike w:val="0"/>
+          <w:rtl w:val="0"/>
+        </w:rPr>
+        <w:t xml:space="preserve">Built </w:t>
+      </w:r>
+      <w:r>
+        <w:rPr>
+          <w:sz w:val="20"/>
+          <w:szCs w:val="20"/>
+          <w:rtl w:val="0"/>
+        </w:rPr>
+        <w:t xml:space="preserve">an ensemble</w:t>
+      </w:r>
+      <w:r>
+        <w:rPr>
           <w:color w:val="000000"/>
           <w:sz w:val="20"/>
           <w:szCs w:val="20"/>
-          <w:u w:val="none"/>
-          <w:shd w:fill="auto" w:val="clear"/>
-          <w:vertAlign w:val="baseline"/>
-          <w:rtl w:val="0"/>
-        </w:rPr>
-        <w:t xml:space="preserve">Built </w:t>
-      </w:r>
-      <w:r>
-        <w:rPr>
-          <w:sz w:val="20"/>
-          <w:szCs w:val="20"/>
-          <w:rtl w:val="0"/>
-        </w:rPr>
-        <w:t xml:space="preserve">an ensemble</w:t>
-      </w:r>
-      <w:r>
-        <w:rPr>
-          <w:rFonts w:ascii="Times New Roman" w:cs="Times New Roman" w:eastAsia="Times New Roman" w:hAnsi="Times New Roman"/>
-          <w:b w:val="0"/>
-          <w:bCs w:val="0"/>
-          <w:i w:val="0"/>
-          <w:iCs w:val="0"/>
-          <w:smallCaps w:val="0"/>
-          <w:strike w:val="0"/>
+          <w:rtl w:val="0"/>
+        </w:rPr>
+        <w:t xml:space="preserve"> pricing model </w:t>
+      </w:r>
+      <w:r>
+        <w:rPr>
+          <w:sz w:val="20"/>
+          <w:szCs w:val="20"/>
+          <w:rtl w:val="0"/>
+        </w:rPr>
+        <w:t xml:space="preserve">(Random Forest, Ridge Regression), i</w:t>
+      </w:r>
+      <w:r>
+        <w:rPr>
           <w:color w:val="000000"/>
           <w:sz w:val="20"/>
           <w:szCs w:val="20"/>
-          <w:u w:val="none"/>
-          <w:shd w:fill="auto" w:val="clear"/>
-          <w:vertAlign w:val="baseline"/>
-          <w:rtl w:val="0"/>
-        </w:rPr>
-        <w:t xml:space="preserve"> pricing model </w:t>
-      </w:r>
-      <w:r>
-        <w:rPr>
-          <w:sz w:val="20"/>
-          <w:szCs w:val="20"/>
-          <w:rtl w:val="0"/>
-        </w:rPr>
-        <w:t xml:space="preserve">(Random Forest, Ridge Regression), i</w:t>
-      </w:r>
-      <w:r>
-        <w:rPr>
-          <w:rFonts w:ascii="Times New Roman" w:cs="Times New Roman" w:eastAsia="Times New Roman" w:hAnsi="Times New Roman"/>
-          <w:b w:val="0"/>
-          <w:bCs w:val="0"/>
-          <w:i w:val="0"/>
-          <w:iCs w:val="0"/>
-          <w:smallCaps w:val="0"/>
-          <w:strike w:val="0"/>
+          <w:rtl w:val="0"/>
+        </w:rPr>
+        <w:t xml:space="preserve">ntegrat</w:t>
+      </w:r>
+      <w:r>
+        <w:rPr>
+          <w:sz w:val="20"/>
+          <w:szCs w:val="20"/>
+          <w:rtl w:val="0"/>
+        </w:rPr>
+        <w:t xml:space="preserve">ing</w:t>
+      </w:r>
+      <w:r>
+        <w:rPr>
           <w:color w:val="000000"/>
           <w:sz w:val="20"/>
           <w:szCs w:val="20"/>
-          <w:u w:val="none"/>
-          <w:shd w:fill="auto" w:val="clear"/>
-          <w:vertAlign w:val="baseline"/>
-          <w:rtl w:val="0"/>
-        </w:rPr>
-        <w:t xml:space="preserve">ntegrat</w:t>
-      </w:r>
-      <w:r>
-        <w:rPr>
-          <w:sz w:val="20"/>
-          <w:szCs w:val="20"/>
-          <w:rtl w:val="0"/>
-        </w:rPr>
-        <w:t xml:space="preserve">ing</w:t>
-      </w:r>
-      <w:r>
-        <w:rPr>
-          <w:rFonts w:ascii="Times New Roman" w:cs="Times New Roman" w:eastAsia="Times New Roman" w:hAnsi="Times New Roman"/>
-          <w:b w:val="0"/>
-          <w:bCs w:val="0"/>
-          <w:i w:val="0"/>
-          <w:iCs w:val="0"/>
-          <w:smallCaps w:val="0"/>
-          <w:strike w:val="0"/>
-          <w:color w:val="000000"/>
-          <w:sz w:val="20"/>
-          <w:szCs w:val="20"/>
-          <w:u w:val="none"/>
-          <w:shd w:fill="auto" w:val="clear"/>
-          <w:vertAlign w:val="baseline"/>
           <w:rtl w:val="0"/>
         </w:rPr>
         <w:t xml:space="preserve"> mobile location data </w:t>
@@ -1611,10 +1277,6 @@
     </w:p>
     <w:p>
       <w:pPr>
-        <w:keepNext w:val="0"/>
-        <w:keepLines w:val="0"/>
-        <w:pageBreakBefore w:val="0"/>
-        <w:widowControl w:val="1"/>
         <w:numPr>
           <w:ilvl w:val="0"/>
           <w:numId w:val="1"/>
@@ -1626,41 +1288,17 @@
           <w:right w:space="0" w:sz="0" w:val="nil"/>
           <w:between w:space="0" w:sz="0" w:val="nil"/>
         </w:pBdr>
-        <w:shd w:fill="auto" w:val="clear"/>
-        <w:spacing w:after="0" w:before="0" w:line="240" w:lineRule="auto"/>
-        <w:ind w:left="450" w:right="0" w:hanging="180"/>
-        <w:jc w:val="left"/>
-        <w:rPr>
-          <w:rFonts w:ascii="Times New Roman" w:cs="Times New Roman" w:eastAsia="Times New Roman" w:hAnsi="Times New Roman"/>
-          <w:b w:val="0"/>
-          <w:bCs w:val="0"/>
-          <w:i w:val="0"/>
-          <w:iCs w:val="0"/>
-          <w:smallCaps w:val="0"/>
-          <w:strike w:val="0"/>
+        <w:ind w:left="450" w:hanging="180"/>
+        <w:rPr>
+          <w:sz w:val="20"/>
+          <w:szCs w:val="20"/>
+        </w:rPr>
+      </w:pPr>
+      <w:r>
+        <w:rPr>
           <w:color w:val="000000"/>
           <w:sz w:val="20"/>
           <w:szCs w:val="20"/>
-          <w:u w:val="none"/>
-          <w:shd w:fill="auto" w:val="clear"/>
-          <w:vertAlign w:val="baseline"/>
-        </w:rPr>
-      </w:pPr>
-      <w:r>
-        <w:rPr>
-          <w:rFonts w:ascii="Times New Roman" w:cs="Times New Roman" w:eastAsia="Times New Roman" w:hAnsi="Times New Roman"/>
-          <w:b w:val="0"/>
-          <w:bCs w:val="0"/>
-          <w:i w:val="0"/>
-          <w:iCs w:val="0"/>
-          <w:smallCaps w:val="0"/>
-          <w:strike w:val="0"/>
-          <w:color w:val="000000"/>
-          <w:sz w:val="20"/>
-          <w:szCs w:val="20"/>
-          <w:u w:val="none"/>
-          <w:shd w:fill="auto" w:val="clear"/>
-          <w:vertAlign w:val="baseline"/>
           <w:rtl w:val="0"/>
         </w:rPr>
         <w:t xml:space="preserve">Co-a</w:t>
@@ -1676,18 +1314,9 @@
       <w:hyperlink r:id="rId8">
         <w:r>
           <w:rPr>
-            <w:rFonts w:ascii="Times New Roman" w:cs="Times New Roman" w:eastAsia="Times New Roman" w:hAnsi="Times New Roman"/>
-            <w:b w:val="0"/>
-            <w:bCs w:val="0"/>
-            <w:i w:val="0"/>
-            <w:iCs w:val="0"/>
-            <w:smallCaps w:val="0"/>
-            <w:strike w:val="0"/>
             <w:color w:val="0000ff"/>
             <w:sz w:val="20"/>
             <w:szCs w:val="20"/>
-            <w:shd w:fill="auto" w:val="clear"/>
-            <w:vertAlign w:val="baseline"/>
             <w:rtl w:val="0"/>
           </w:rPr>
           <w:t xml:space="preserve">“Using Machine Learning to Evaluate Real Estate Prices Using Location Big Data”</w:t>
@@ -1703,19 +1332,9 @@
       </w:r>
       <w:r>
         <w:rPr>
-          <w:rFonts w:ascii="Times New Roman" w:cs="Times New Roman" w:eastAsia="Times New Roman" w:hAnsi="Times New Roman"/>
-          <w:b w:val="0"/>
-          <w:bCs w:val="0"/>
-          <w:i w:val="0"/>
-          <w:iCs w:val="0"/>
-          <w:smallCaps w:val="0"/>
-          <w:strike w:val="0"/>
           <w:color w:val="000000"/>
           <w:sz w:val="20"/>
           <w:szCs w:val="20"/>
-          <w:u w:val="none"/>
-          <w:shd w:fill="auto" w:val="clear"/>
-          <w:vertAlign w:val="baseline"/>
           <w:rtl w:val="0"/>
         </w:rPr>
         <w:t xml:space="preserve">(2022)</w:t>
@@ -1799,7 +1418,7 @@
           <w:szCs w:val="20"/>
           <w:rtl w:val="0"/>
         </w:rPr>
-        <w:t xml:space="preserve">Python, JavaScript, SQL, R</w:t>
+        <w:t xml:space="preserve">Python, R, TypeScript, SQL</w:t>
       </w:r>
     </w:p>
     <w:p>
@@ -1851,7 +1470,7 @@
           <w:szCs w:val="20"/>
           <w:rtl w:val="0"/>
         </w:rPr>
-        <w:t xml:space="preserve"> PyTorch, Scikit-learn, ONNX, XGBoost</w:t>
+        <w:t xml:space="preserve"> Scikit-learn, PyTorch, ONNX, XGBoost</w:t>
       </w:r>
     </w:p>
     <w:p>
@@ -1877,7 +1496,7 @@
           <w:szCs w:val="20"/>
           <w:rtl w:val="0"/>
         </w:rPr>
-        <w:t xml:space="preserve"> Pandas, NumPy, Matplotlib, Plotly, Seaborn</w:t>
+        <w:t xml:space="preserve"> Pandas, NumPy, Matplotlib, Plotly</w:t>
       </w:r>
     </w:p>
     <w:p>
@@ -1903,7 +1522,7 @@
           <w:szCs w:val="20"/>
           <w:rtl w:val="0"/>
         </w:rPr>
-        <w:t xml:space="preserve">NVIDIA Triton Inference Server, vLLM, Docker, RabbitMQ</w:t>
+        <w:t xml:space="preserve">Docker, RabbitMQ, vLLM, NVIDIA Triton Inference Server</w:t>
       </w:r>
     </w:p>
     <w:p>
@@ -2095,7 +1714,6 @@
     <w:pPr>
       <w:keepNext w:val="1"/>
       <w:keepLines w:val="1"/>
-      <w:pageBreakBefore w:val="0"/>
       <w:spacing w:after="120" w:before="480" w:lineRule="auto"/>
     </w:pPr>
     <w:rPr>
@@ -2112,7 +1730,6 @@
     <w:pPr>
       <w:keepNext w:val="1"/>
       <w:keepLines w:val="1"/>
-      <w:pageBreakBefore w:val="0"/>
       <w:spacing w:after="80" w:before="360" w:lineRule="auto"/>
     </w:pPr>
     <w:rPr>
@@ -2129,7 +1746,6 @@
     <w:pPr>
       <w:keepNext w:val="1"/>
       <w:keepLines w:val="1"/>
-      <w:pageBreakBefore w:val="0"/>
       <w:spacing w:after="80" w:before="280" w:lineRule="auto"/>
     </w:pPr>
     <w:rPr>
@@ -2146,14 +1762,11 @@
     <w:pPr>
       <w:keepNext w:val="1"/>
       <w:keepLines w:val="1"/>
-      <w:pageBreakBefore w:val="0"/>
       <w:spacing w:after="40" w:before="240" w:lineRule="auto"/>
     </w:pPr>
     <w:rPr>
       <w:b w:val="1"/>
       <w:bCs w:val="1"/>
-      <w:sz w:val="24"/>
-      <w:szCs w:val="24"/>
     </w:rPr>
   </w:style>
   <w:style w:type="paragraph" w:styleId="Heading5">
@@ -2163,7 +1776,6 @@
     <w:pPr>
       <w:keepNext w:val="1"/>
       <w:keepLines w:val="1"/>
-      <w:pageBreakBefore w:val="0"/>
       <w:spacing w:after="40" w:before="220" w:lineRule="auto"/>
     </w:pPr>
     <w:rPr>
@@ -2180,7 +1792,6 @@
     <w:pPr>
       <w:keepNext w:val="1"/>
       <w:keepLines w:val="1"/>
-      <w:pageBreakBefore w:val="0"/>
       <w:spacing w:after="40" w:before="200" w:lineRule="auto"/>
     </w:pPr>
     <w:rPr>
@@ -2197,7 +1808,6 @@
     <w:pPr>
       <w:keepNext w:val="1"/>
       <w:keepLines w:val="1"/>
-      <w:pageBreakBefore w:val="0"/>
       <w:spacing w:after="120" w:before="480" w:lineRule="auto"/>
     </w:pPr>
     <w:rPr>
@@ -2207,6 +1817,43 @@
       <w:szCs w:val="72"/>
     </w:rPr>
   </w:style>
+  <w:style w:type="character" w:styleId="DefaultParagraphFont" w:default="1">
+    <w:name w:val="Default Paragraph Font"/>
+    <w:uiPriority w:val="1"/>
+    <w:unhideWhenUsed w:val="1"/>
+  </w:style>
+  <w:style w:type="table" w:styleId="TableNormal" w:default="1">
+    <w:name w:val="Normal Table"/>
+    <w:uiPriority w:val="99"/>
+    <w:semiHidden w:val="1"/>
+    <w:unhideWhenUsed w:val="1"/>
+    <w:tblPr>
+      <w:tblInd w:w="0.0" w:type="dxa"/>
+      <w:tblCellMar>
+        <w:top w:w="0.0" w:type="dxa"/>
+        <w:left w:w="108.0" w:type="dxa"/>
+        <w:bottom w:w="0.0" w:type="dxa"/>
+        <w:right w:w="108.0" w:type="dxa"/>
+      </w:tblCellMar>
+    </w:tblPr>
+  </w:style>
+  <w:style w:type="numbering" w:styleId="NoList" w:default="1">
+    <w:name w:val="No List"/>
+    <w:uiPriority w:val="99"/>
+    <w:semiHidden w:val="1"/>
+    <w:unhideWhenUsed w:val="1"/>
+  </w:style>
+  <w:style w:type="table" w:styleId="TableNormal0" w:customStyle="1">
+    <w:name w:val="TableNormal"/>
+    <w:tblPr>
+      <w:tblCellMar>
+        <w:top w:w="100.0" w:type="dxa"/>
+        <w:left w:w="100.0" w:type="dxa"/>
+        <w:bottom w:w="100.0" w:type="dxa"/>
+        <w:right w:w="100.0" w:type="dxa"/>
+      </w:tblCellMar>
+    </w:tblPr>
+  </w:style>
   <w:style w:type="paragraph" w:styleId="Subtitle">
     <w:name w:val="Subtitle"/>
     <w:basedOn w:val="Normal"/>
@@ -2214,7 +1861,6 @@
     <w:pPr>
       <w:keepNext w:val="1"/>
       <w:keepLines w:val="1"/>
-      <w:pageBreakBefore w:val="0"/>
       <w:spacing w:after="80" w:before="360" w:lineRule="auto"/>
     </w:pPr>
     <w:rPr>
@@ -2551,7 +2197,7 @@
 
 <file path=customXML/item1.xml><?xml version="1.0" encoding="utf-8"?>
 <go:gDocsCustomXmlDataStorage xmlns:go="http://customooxmlschemas.google.com/" xmlns:r="http://schemas.openxmlformats.org/officeDocument/2006/relationships" uri="GoogleDocsCustomDataVersion2">
-  <go:docsCustomData xmlns:go="http://customooxmlschemas.google.com/" roundtripDataSignature="AMtx7mgHKsHBz94n8CaY/M/tzofJi73mAw==">CgMxLjA4AHIhMXNSN25FVmFIcjJvaHNyTTdGMWc0c3kxTTJ6TkZUb2Jp</go:docsCustomData>
+  <go:docsCustomData xmlns:go="http://customooxmlschemas.google.com/" roundtripDataSignature="AMtx7mg6sXIwY8lyWs3W3IDxIJ+FtNDfBw==">CgMxLjA4AHIhMXFYajFUOXVWcjRGWjlHOXotUE5faERKaGs1NGg5cW1V</go:docsCustomData>
 </go:gDocsCustomXmlDataStorage>
 </file>
 
